--- a/sprachmodelle/Steckbriefe/Word_Dokumente/C_token_prediction_huggingface.docx
+++ b/sprachmodelle/Steckbriefe/Word_Dokumente/C_token_prediction_huggingface.docx
@@ -43,6 +43,7 @@
         </w:rPr>
         <w:tab/>
       </w:r>
+      <w:proofErr w:type="spellStart"/>
       <w:r>
         <w:rPr>
           <w:rFonts w:ascii="Calibri" w:hAnsi="Calibri" w:cs="Calibri"/>
@@ -53,6 +54,7 @@
         </w:rPr>
         <w:t>Tokenvorhersage</w:t>
       </w:r>
+      <w:proofErr w:type="spellEnd"/>
     </w:p>
     <w:p>
       <w:pPr>
@@ -177,6 +179,7 @@
         <w:tab/>
       </w:r>
       <w:hyperlink r:id="rId8" w:history="1">
+        <w:proofErr w:type="spellStart"/>
         <w:r>
           <w:rPr>
             <w:rStyle w:val="Hyperlink"/>
@@ -184,7 +187,7 @@
             <w:sz w:val="32"/>
             <w:szCs w:val="32"/>
           </w:rPr>
-          <w:t>huggingface</w:t>
+          <w:t>huggingface_M</w:t>
         </w:r>
         <w:r>
           <w:rPr>
@@ -193,7 +196,7 @@
             <w:sz w:val="32"/>
             <w:szCs w:val="32"/>
           </w:rPr>
-          <w:t>_</w:t>
+          <w:t>a</w:t>
         </w:r>
         <w:r>
           <w:rPr>
@@ -202,8 +205,27 @@
             <w:sz w:val="32"/>
             <w:szCs w:val="32"/>
           </w:rPr>
-          <w:t>Mask_filling.ipynb</w:t>
+          <w:t>sk_f</w:t>
         </w:r>
+        <w:r>
+          <w:rPr>
+            <w:rStyle w:val="Hyperlink"/>
+            <w:rFonts w:ascii="Calibri" w:hAnsi="Calibri" w:cs="Calibri"/>
+            <w:sz w:val="32"/>
+            <w:szCs w:val="32"/>
+          </w:rPr>
+          <w:t>i</w:t>
+        </w:r>
+        <w:r>
+          <w:rPr>
+            <w:rStyle w:val="Hyperlink"/>
+            <w:rFonts w:ascii="Calibri" w:hAnsi="Calibri" w:cs="Calibri"/>
+            <w:sz w:val="32"/>
+            <w:szCs w:val="32"/>
+          </w:rPr>
+          <w:t>lling.ipynb</w:t>
+        </w:r>
+        <w:proofErr w:type="spellEnd"/>
       </w:hyperlink>
     </w:p>
     <w:p>
@@ -439,29 +461,7 @@
             <w:sz w:val="20"/>
             <w:szCs w:val="20"/>
           </w:rPr>
-          <w:t>https://huggingface.co/learn/llm-cours</w:t>
-        </w:r>
-        <w:r>
-          <w:rPr>
-            <w:rStyle w:val="Hyperlink"/>
-            <w:rFonts w:ascii="Courier New" w:hAnsi="Courier New" w:cs="Courier New"/>
-            <w:b/>
-            <w:bCs/>
-            <w:sz w:val="20"/>
-            <w:szCs w:val="20"/>
-          </w:rPr>
-          <w:t>e</w:t>
-        </w:r>
-        <w:r>
-          <w:rPr>
-            <w:rStyle w:val="Hyperlink"/>
-            <w:rFonts w:ascii="Courier New" w:hAnsi="Courier New" w:cs="Courier New"/>
-            <w:b/>
-            <w:bCs/>
-            <w:sz w:val="20"/>
-            <w:szCs w:val="20"/>
-          </w:rPr>
-          <w:t>/chapter1/3#mask-filling</w:t>
+          <w:t>https://huggingface.co/learn/llm-course/chapter1/3#mask-filling</w:t>
         </w:r>
       </w:hyperlink>
       <w:r>

--- a/sprachmodelle/Steckbriefe/Word_Dokumente/C_token_prediction_huggingface.docx
+++ b/sprachmodelle/Steckbriefe/Word_Dokumente/C_token_prediction_huggingface.docx
@@ -111,6 +111,14 @@
           <w:szCs w:val="32"/>
         </w:rPr>
         <w:t xml:space="preserve">Vorhersage </w:t>
+      </w:r>
+      <w:r>
+        <w:rPr>
+          <w:rFonts w:ascii="Calibri" w:hAnsi="Calibri" w:cs="Calibri"/>
+          <w:sz w:val="32"/>
+          <w:szCs w:val="32"/>
+        </w:rPr>
+        <w:t xml:space="preserve">des </w:t>
       </w:r>
       <w:r>
         <w:rPr>
@@ -187,7 +195,7 @@
             <w:sz w:val="32"/>
             <w:szCs w:val="32"/>
           </w:rPr>
-          <w:t>huggingface_M</w:t>
+          <w:t>huggingf</w:t>
         </w:r>
         <w:r>
           <w:rPr>
@@ -205,7 +213,7 @@
             <w:sz w:val="32"/>
             <w:szCs w:val="32"/>
           </w:rPr>
-          <w:t>sk_f</w:t>
+          <w:t>ce</w:t>
         </w:r>
         <w:r>
           <w:rPr>
@@ -214,7 +222,7 @@
             <w:sz w:val="32"/>
             <w:szCs w:val="32"/>
           </w:rPr>
-          <w:t>i</w:t>
+          <w:t>_</w:t>
         </w:r>
         <w:r>
           <w:rPr>
@@ -223,7 +231,7 @@
             <w:sz w:val="32"/>
             <w:szCs w:val="32"/>
           </w:rPr>
-          <w:t>lling.ipynb</w:t>
+          <w:t>Mask_filling.ipynb</w:t>
         </w:r>
         <w:proofErr w:type="spellEnd"/>
       </w:hyperlink>
@@ -347,100 +355,6 @@
           <w:sz w:val="24"/>
           <w:szCs w:val="24"/>
         </w:rPr>
-        <w:t>Bei erstmaliger Nutzung des Notebooks m</w:t>
-      </w:r>
-      <w:r>
-        <w:rPr>
-          <w:rFonts w:ascii="Calibri" w:hAnsi="Calibri" w:cs="Calibri"/>
-          <w:sz w:val="24"/>
-          <w:szCs w:val="24"/>
-        </w:rPr>
-        <w:t>ü</w:t>
-      </w:r>
-      <w:r>
-        <w:rPr>
-          <w:rFonts w:ascii="Calibri" w:hAnsi="Calibri" w:cs="Calibri"/>
-          <w:sz w:val="24"/>
-          <w:szCs w:val="24"/>
-        </w:rPr>
-        <w:t>ss</w:t>
-      </w:r>
-      <w:r>
-        <w:rPr>
-          <w:rFonts w:ascii="Calibri" w:hAnsi="Calibri" w:cs="Calibri"/>
-          <w:sz w:val="24"/>
-          <w:szCs w:val="24"/>
-        </w:rPr>
-        <w:t>en</w:t>
-      </w:r>
-      <w:r>
-        <w:rPr>
-          <w:rFonts w:ascii="Calibri" w:hAnsi="Calibri" w:cs="Calibri"/>
-          <w:sz w:val="24"/>
-          <w:szCs w:val="24"/>
-        </w:rPr>
-        <w:t xml:space="preserve"> die erste</w:t>
-      </w:r>
-      <w:r>
-        <w:rPr>
-          <w:rFonts w:ascii="Calibri" w:hAnsi="Calibri" w:cs="Calibri"/>
-          <w:sz w:val="24"/>
-          <w:szCs w:val="24"/>
-        </w:rPr>
-        <w:t>n beiden</w:t>
-      </w:r>
-      <w:r>
-        <w:rPr>
-          <w:rFonts w:ascii="Calibri" w:hAnsi="Calibri" w:cs="Calibri"/>
-          <w:sz w:val="24"/>
-          <w:szCs w:val="24"/>
-        </w:rPr>
-        <w:t xml:space="preserve"> </w:t>
-      </w:r>
-      <w:r>
-        <w:rPr>
-          <w:rFonts w:ascii="Calibri" w:hAnsi="Calibri" w:cs="Calibri"/>
-          <w:sz w:val="24"/>
-          <w:szCs w:val="24"/>
-        </w:rPr>
-        <w:t>Zelle</w:t>
-      </w:r>
-      <w:r>
-        <w:rPr>
-          <w:rFonts w:ascii="Calibri" w:hAnsi="Calibri" w:cs="Calibri"/>
-          <w:sz w:val="24"/>
-          <w:szCs w:val="24"/>
-        </w:rPr>
-        <w:t>n</w:t>
-      </w:r>
-      <w:r>
-        <w:rPr>
-          <w:rFonts w:ascii="Calibri" w:hAnsi="Calibri" w:cs="Calibri"/>
-          <w:sz w:val="24"/>
-          <w:szCs w:val="24"/>
-        </w:rPr>
-        <w:t xml:space="preserve"> ausgeführt werden.</w:t>
-      </w:r>
-    </w:p>
-    <w:p>
-      <w:pPr>
-        <w:pStyle w:val="Listenabsatz"/>
-        <w:numPr>
-          <w:ilvl w:val="0"/>
-          <w:numId w:val="5"/>
-        </w:numPr>
-        <w:rPr>
-          <w:rFonts w:ascii="Calibri" w:hAnsi="Calibri" w:cs="Calibri"/>
-          <w:sz w:val="24"/>
-          <w:szCs w:val="24"/>
-        </w:rPr>
-      </w:pPr>
-      <w:r>
-        <w:rPr>
-          <w:rFonts w:ascii="Calibri" w:hAnsi="Calibri" w:cs="Calibri"/>
-          <w:sz w:val="24"/>
-          <w:szCs w:val="24"/>
-        </w:rPr>
         <w:t>Informationen zur Programmierung:</w:t>
       </w:r>
       <w:r>
@@ -469,139 +383,6 @@
           <w:rFonts w:ascii="Courier New" w:hAnsi="Courier New" w:cs="Courier New"/>
           <w:sz w:val="20"/>
           <w:szCs w:val="20"/>
-        </w:rPr>
-        <w:br/>
-      </w:r>
-    </w:p>
-    <w:p>
-      <w:pPr>
-        <w:pStyle w:val="Listenabsatz"/>
-        <w:numPr>
-          <w:ilvl w:val="0"/>
-          <w:numId w:val="5"/>
-        </w:numPr>
-        <w:rPr>
-          <w:rFonts w:ascii="Calibri" w:hAnsi="Calibri" w:cs="Calibri"/>
-          <w:sz w:val="24"/>
-          <w:szCs w:val="24"/>
-          <w:highlight w:val="yellow"/>
-        </w:rPr>
-      </w:pPr>
-      <w:r>
-        <w:rPr>
-          <w:rFonts w:ascii="Calibri" w:hAnsi="Calibri" w:cs="Calibri"/>
-          <w:sz w:val="24"/>
-          <w:szCs w:val="24"/>
-          <w:highlight w:val="yellow"/>
-        </w:rPr>
-        <w:t>Noch im Entwurfsstadium!</w:t>
-      </w:r>
-    </w:p>
-    <w:p>
-      <w:pPr>
-        <w:pStyle w:val="Listenabsatz"/>
-        <w:rPr>
-          <w:rFonts w:ascii="Calibri" w:hAnsi="Calibri" w:cs="Calibri"/>
-          <w:sz w:val="24"/>
-          <w:szCs w:val="24"/>
-        </w:rPr>
-      </w:pPr>
-    </w:p>
-    <w:p>
-      <w:pPr>
-        <w:pStyle w:val="Listenabsatz"/>
-        <w:rPr>
-          <w:rFonts w:ascii="Calibri" w:hAnsi="Calibri" w:cs="Calibri"/>
-          <w:sz w:val="24"/>
-          <w:szCs w:val="24"/>
-        </w:rPr>
-      </w:pPr>
-    </w:p>
-    <w:p>
-      <w:pPr>
-        <w:rPr>
-          <w:rFonts w:ascii="Calibri" w:hAnsi="Calibri" w:cs="Calibri"/>
-          <w:sz w:val="32"/>
-          <w:szCs w:val="32"/>
-          <w:u w:val="single"/>
-        </w:rPr>
-      </w:pPr>
-    </w:p>
-    <w:p>
-      <w:pPr>
-        <w:rPr>
-          <w:rFonts w:ascii="Calibri" w:hAnsi="Calibri" w:cs="Calibri"/>
-          <w:sz w:val="32"/>
-          <w:szCs w:val="32"/>
-          <w:u w:val="single"/>
-        </w:rPr>
-      </w:pPr>
-      <w:r>
-        <w:rPr>
-          <w:rFonts w:ascii="Calibri" w:hAnsi="Calibri" w:cs="Calibri"/>
-          <w:sz w:val="32"/>
-          <w:szCs w:val="32"/>
-          <w:u w:val="single"/>
-        </w:rPr>
-        <w:t>Arbeitsaufträge</w:t>
-      </w:r>
-    </w:p>
-    <w:p>
-      <w:pPr>
-        <w:pStyle w:val="Listenabsatz"/>
-        <w:numPr>
-          <w:ilvl w:val="0"/>
-          <w:numId w:val="6"/>
-        </w:numPr>
-        <w:rPr>
-          <w:rFonts w:ascii="Calibri" w:hAnsi="Calibri" w:cs="Calibri"/>
-          <w:sz w:val="24"/>
-          <w:szCs w:val="24"/>
-        </w:rPr>
-      </w:pPr>
-      <w:r>
-        <w:rPr>
-          <w:rFonts w:ascii="Calibri" w:hAnsi="Calibri" w:cs="Calibri"/>
-          <w:sz w:val="24"/>
-          <w:szCs w:val="24"/>
-        </w:rPr>
-        <w:t>Schreiben Sie die Geschichten weiter, indem Sie immer die wahrscheinlichsten/unwahrscheinlichsten Tokens auswählen.</w:t>
-      </w:r>
-      <w:r>
-        <w:rPr>
-          <w:rFonts w:ascii="Calibri" w:hAnsi="Calibri" w:cs="Calibri"/>
-          <w:sz w:val="24"/>
-          <w:szCs w:val="24"/>
-        </w:rPr>
-        <w:br/>
-      </w:r>
-    </w:p>
-    <w:p>
-      <w:pPr>
-        <w:pStyle w:val="Listenabsatz"/>
-        <w:numPr>
-          <w:ilvl w:val="0"/>
-          <w:numId w:val="6"/>
-        </w:numPr>
-        <w:rPr>
-          <w:rFonts w:ascii="Calibri" w:hAnsi="Calibri" w:cs="Calibri"/>
-          <w:sz w:val="24"/>
-          <w:szCs w:val="24"/>
-        </w:rPr>
-      </w:pPr>
-      <w:r>
-        <w:rPr>
-          <w:rFonts w:ascii="Calibri" w:hAnsi="Calibri" w:cs="Calibri"/>
-          <w:sz w:val="24"/>
-          <w:szCs w:val="24"/>
-        </w:rPr>
-        <w:t>Sprachmodelle besitzen einen Parameter „Temperatur“. Erkennen Sie den Zusammenhang mit der Auswahl der nächsten Tokens?</w:t>
-      </w:r>
-      <w:r>
-        <w:rPr>
-          <w:rFonts w:ascii="Calibri" w:hAnsi="Calibri" w:cs="Calibri"/>
-          <w:sz w:val="24"/>
-          <w:szCs w:val="24"/>
         </w:rPr>
         <w:br/>
       </w:r>

--- a/sprachmodelle/Steckbriefe/Word_Dokumente/C_token_prediction_huggingface.docx
+++ b/sprachmodelle/Steckbriefe/Word_Dokumente/C_token_prediction_huggingface.docx
@@ -195,43 +195,7 @@
             <w:sz w:val="32"/>
             <w:szCs w:val="32"/>
           </w:rPr>
-          <w:t>huggingf</w:t>
-        </w:r>
-        <w:r>
-          <w:rPr>
-            <w:rStyle w:val="Hyperlink"/>
-            <w:rFonts w:ascii="Calibri" w:hAnsi="Calibri" w:cs="Calibri"/>
-            <w:sz w:val="32"/>
-            <w:szCs w:val="32"/>
-          </w:rPr>
-          <w:t>a</w:t>
-        </w:r>
-        <w:r>
-          <w:rPr>
-            <w:rStyle w:val="Hyperlink"/>
-            <w:rFonts w:ascii="Calibri" w:hAnsi="Calibri" w:cs="Calibri"/>
-            <w:sz w:val="32"/>
-            <w:szCs w:val="32"/>
-          </w:rPr>
-          <w:t>ce</w:t>
-        </w:r>
-        <w:r>
-          <w:rPr>
-            <w:rStyle w:val="Hyperlink"/>
-            <w:rFonts w:ascii="Calibri" w:hAnsi="Calibri" w:cs="Calibri"/>
-            <w:sz w:val="32"/>
-            <w:szCs w:val="32"/>
-          </w:rPr>
-          <w:t>_</w:t>
-        </w:r>
-        <w:r>
-          <w:rPr>
-            <w:rStyle w:val="Hyperlink"/>
-            <w:rFonts w:ascii="Calibri" w:hAnsi="Calibri" w:cs="Calibri"/>
-            <w:sz w:val="32"/>
-            <w:szCs w:val="32"/>
-          </w:rPr>
-          <w:t>Mask_filling.ipynb</w:t>
+          <w:t>huggingface_Mask_filling.ipynb</w:t>
         </w:r>
         <w:proofErr w:type="spellEnd"/>
       </w:hyperlink>
